--- a/SUBMIT_PRD.docx
+++ b/SUBMIT_PRD.docx
@@ -53,6 +53,7 @@
     <w:p>
       <w:pPr>
         <w:pStyle w:val="Heading1"/>
+        <w:jc w:val="left"/>
       </w:pPr>
       <w:r>
         <w:rPr>
@@ -66,6 +67,9 @@
       </w:r>
     </w:p>
     <w:p>
+      <w:pPr>
+        <w:jc w:val="both"/>
+      </w:pPr>
       <w:r>
         <w:rPr>
           <w:rFonts w:ascii="Times New Roman" w:hAnsi="Times New Roman" w:eastAsia="Times New Roman"/>
@@ -78,6 +82,9 @@
       </w:r>
     </w:p>
     <w:p>
+      <w:pPr>
+        <w:jc w:val="both"/>
+      </w:pPr>
       <w:r>
         <w:rPr>
           <w:rFonts w:ascii="Times New Roman" w:hAnsi="Times New Roman" w:eastAsia="Times New Roman"/>
@@ -90,6 +97,9 @@
       </w:r>
     </w:p>
     <w:p>
+      <w:pPr>
+        <w:jc w:val="both"/>
+      </w:pPr>
       <w:r>
         <w:rPr>
           <w:rFonts w:ascii="Times New Roman" w:hAnsi="Times New Roman" w:eastAsia="Times New Roman"/>
@@ -104,6 +114,7 @@
     <w:p>
       <w:pPr>
         <w:pStyle w:val="Heading1"/>
+        <w:jc w:val="left"/>
       </w:pPr>
       <w:r>
         <w:rPr>
@@ -117,6 +128,9 @@
       </w:r>
     </w:p>
     <w:p>
+      <w:pPr>
+        <w:jc w:val="both"/>
+      </w:pPr>
       <w:r>
         <w:rPr>
           <w:rFonts w:ascii="Times New Roman" w:hAnsi="Times New Roman" w:eastAsia="Times New Roman"/>
@@ -131,6 +145,7 @@
     <w:p>
       <w:pPr>
         <w:pStyle w:val="ListBullet"/>
+        <w:jc w:val="left"/>
       </w:pPr>
       <w:r>
         <w:rPr>
@@ -146,6 +161,7 @@
     <w:p>
       <w:pPr>
         <w:pStyle w:val="ListBullet"/>
+        <w:jc w:val="left"/>
       </w:pPr>
       <w:r>
         <w:rPr>
@@ -161,6 +177,7 @@
     <w:p>
       <w:pPr>
         <w:pStyle w:val="ListBullet"/>
+        <w:jc w:val="left"/>
       </w:pPr>
       <w:r>
         <w:rPr>
@@ -176,6 +193,7 @@
     <w:p>
       <w:pPr>
         <w:pStyle w:val="ListBullet"/>
+        <w:jc w:val="left"/>
       </w:pPr>
       <w:r>
         <w:rPr>
@@ -191,6 +209,7 @@
     <w:p>
       <w:pPr>
         <w:pStyle w:val="ListBullet"/>
+        <w:jc w:val="left"/>
       </w:pPr>
       <w:r>
         <w:rPr>
@@ -206,6 +225,7 @@
     <w:p>
       <w:pPr>
         <w:pStyle w:val="Heading1"/>
+        <w:jc w:val="left"/>
       </w:pPr>
       <w:r>
         <w:rPr>
@@ -219,6 +239,9 @@
       </w:r>
     </w:p>
     <w:p>
+      <w:pPr>
+        <w:jc w:val="both"/>
+      </w:pPr>
       <w:r>
         <w:rPr>
           <w:rFonts w:ascii="Times New Roman" w:hAnsi="Times New Roman" w:eastAsia="Times New Roman"/>
@@ -233,6 +256,7 @@
     <w:p>
       <w:pPr>
         <w:pStyle w:val="ListNumber"/>
+        <w:jc w:val="left"/>
       </w:pPr>
       <w:r>
         <w:rPr>
@@ -248,6 +272,7 @@
     <w:p>
       <w:pPr>
         <w:pStyle w:val="ListNumber"/>
+        <w:jc w:val="left"/>
       </w:pPr>
       <w:r>
         <w:rPr>
@@ -263,6 +288,7 @@
     <w:p>
       <w:pPr>
         <w:pStyle w:val="ListNumber"/>
+        <w:jc w:val="left"/>
       </w:pPr>
       <w:r>
         <w:rPr>
@@ -278,6 +304,7 @@
     <w:p>
       <w:pPr>
         <w:pStyle w:val="ListNumber"/>
+        <w:jc w:val="left"/>
       </w:pPr>
       <w:r>
         <w:rPr>
@@ -293,6 +320,7 @@
     <w:p>
       <w:pPr>
         <w:pStyle w:val="ListNumber"/>
+        <w:jc w:val="left"/>
       </w:pPr>
       <w:r>
         <w:rPr>
@@ -308,6 +336,7 @@
     <w:p>
       <w:pPr>
         <w:pStyle w:val="ListNumber"/>
+        <w:jc w:val="left"/>
       </w:pPr>
       <w:r>
         <w:rPr>
@@ -323,6 +352,7 @@
     <w:p>
       <w:pPr>
         <w:pStyle w:val="ListNumber"/>
+        <w:jc w:val="left"/>
       </w:pPr>
       <w:r>
         <w:rPr>
@@ -338,6 +368,7 @@
     <w:p>
       <w:pPr>
         <w:pStyle w:val="ListNumber"/>
+        <w:jc w:val="left"/>
       </w:pPr>
       <w:r>
         <w:rPr>
@@ -353,6 +384,7 @@
     <w:p>
       <w:pPr>
         <w:pStyle w:val="Heading1"/>
+        <w:jc w:val="left"/>
       </w:pPr>
       <w:r>
         <w:rPr>
@@ -366,6 +398,9 @@
       </w:r>
     </w:p>
     <w:p>
+      <w:pPr>
+        <w:jc w:val="both"/>
+      </w:pPr>
       <w:r>
         <w:rPr>
           <w:rFonts w:ascii="Times New Roman" w:hAnsi="Times New Roman" w:eastAsia="Times New Roman"/>
@@ -378,6 +413,9 @@
       </w:r>
     </w:p>
     <w:p>
+      <w:pPr>
+        <w:jc w:val="both"/>
+      </w:pPr>
       <w:r>
         <w:rPr>
           <w:rFonts w:ascii="Times New Roman" w:hAnsi="Times New Roman" w:eastAsia="Times New Roman"/>
@@ -390,6 +428,9 @@
       </w:r>
     </w:p>
     <w:p>
+      <w:pPr>
+        <w:jc w:val="both"/>
+      </w:pPr>
       <w:r>
         <w:rPr>
           <w:rFonts w:ascii="Times New Roman" w:hAnsi="Times New Roman" w:eastAsia="Times New Roman"/>
@@ -404,6 +445,7 @@
     <w:p>
       <w:pPr>
         <w:pStyle w:val="Heading1"/>
+        <w:jc w:val="left"/>
       </w:pPr>
       <w:r>
         <w:rPr>
@@ -419,6 +461,7 @@
     <w:p>
       <w:pPr>
         <w:pStyle w:val="Heading2"/>
+        <w:jc w:val="left"/>
       </w:pPr>
       <w:r>
         <w:rPr>
@@ -434,6 +477,7 @@
     <w:p>
       <w:pPr>
         <w:pStyle w:val="ListBullet"/>
+        <w:jc w:val="left"/>
       </w:pPr>
       <w:r>
         <w:rPr>
@@ -449,6 +493,7 @@
     <w:p>
       <w:pPr>
         <w:pStyle w:val="ListBullet"/>
+        <w:jc w:val="left"/>
       </w:pPr>
       <w:r>
         <w:rPr>
@@ -464,6 +509,7 @@
     <w:p>
       <w:pPr>
         <w:pStyle w:val="ListBullet"/>
+        <w:jc w:val="left"/>
       </w:pPr>
       <w:r>
         <w:rPr>
@@ -479,6 +525,7 @@
     <w:p>
       <w:pPr>
         <w:pStyle w:val="ListBullet"/>
+        <w:jc w:val="left"/>
       </w:pPr>
       <w:r>
         <w:rPr>
@@ -494,6 +541,7 @@
     <w:p>
       <w:pPr>
         <w:pStyle w:val="Heading2"/>
+        <w:jc w:val="left"/>
       </w:pPr>
       <w:r>
         <w:rPr>
@@ -509,6 +557,7 @@
     <w:p>
       <w:pPr>
         <w:pStyle w:val="ListBullet"/>
+        <w:jc w:val="left"/>
       </w:pPr>
       <w:r>
         <w:rPr>
@@ -524,6 +573,7 @@
     <w:p>
       <w:pPr>
         <w:pStyle w:val="ListBullet"/>
+        <w:jc w:val="left"/>
       </w:pPr>
       <w:r>
         <w:rPr>
@@ -539,6 +589,7 @@
     <w:p>
       <w:pPr>
         <w:pStyle w:val="ListBullet"/>
+        <w:jc w:val="left"/>
       </w:pPr>
       <w:r>
         <w:rPr>
@@ -554,6 +605,7 @@
     <w:p>
       <w:pPr>
         <w:pStyle w:val="ListBullet"/>
+        <w:jc w:val="left"/>
       </w:pPr>
       <w:r>
         <w:rPr>
@@ -569,6 +621,7 @@
     <w:p>
       <w:pPr>
         <w:pStyle w:val="Heading2"/>
+        <w:jc w:val="left"/>
       </w:pPr>
       <w:r>
         <w:rPr>
@@ -584,6 +637,7 @@
     <w:p>
       <w:pPr>
         <w:pStyle w:val="ListBullet"/>
+        <w:jc w:val="left"/>
       </w:pPr>
       <w:r>
         <w:rPr>
@@ -599,6 +653,7 @@
     <w:p>
       <w:pPr>
         <w:pStyle w:val="ListBullet"/>
+        <w:jc w:val="left"/>
       </w:pPr>
       <w:r>
         <w:rPr>
@@ -614,6 +669,7 @@
     <w:p>
       <w:pPr>
         <w:pStyle w:val="ListBullet"/>
+        <w:jc w:val="left"/>
       </w:pPr>
       <w:r>
         <w:rPr>
@@ -629,6 +685,7 @@
     <w:p>
       <w:pPr>
         <w:pStyle w:val="Heading1"/>
+        <w:jc w:val="left"/>
       </w:pPr>
       <w:r>
         <w:rPr>
@@ -642,6 +699,9 @@
       </w:r>
     </w:p>
     <w:p>
+      <w:pPr>
+        <w:jc w:val="both"/>
+      </w:pPr>
       <w:r>
         <w:rPr>
           <w:rFonts w:ascii="Times New Roman" w:hAnsi="Times New Roman" w:eastAsia="Times New Roman"/>
@@ -664,6 +724,9 @@
       </w:r>
     </w:p>
     <w:p>
+      <w:pPr>
+        <w:jc w:val="both"/>
+      </w:pPr>
       <w:r>
         <w:rPr>
           <w:rFonts w:ascii="Times New Roman" w:hAnsi="Times New Roman" w:eastAsia="Times New Roman"/>
@@ -686,6 +749,9 @@
       </w:r>
     </w:p>
     <w:p>
+      <w:pPr>
+        <w:jc w:val="both"/>
+      </w:pPr>
       <w:r>
         <w:rPr>
           <w:rFonts w:ascii="Times New Roman" w:hAnsi="Times New Roman" w:eastAsia="Times New Roman"/>
@@ -710,6 +776,7 @@
     <w:p>
       <w:pPr>
         <w:pStyle w:val="Heading1"/>
+        <w:jc w:val="left"/>
       </w:pPr>
       <w:r>
         <w:rPr>
@@ -725,6 +792,7 @@
     <w:p>
       <w:pPr>
         <w:pStyle w:val="ListBullet"/>
+        <w:jc w:val="left"/>
       </w:pPr>
       <w:r>
         <w:rPr>
@@ -740,6 +808,7 @@
     <w:p>
       <w:pPr>
         <w:pStyle w:val="ListBullet"/>
+        <w:jc w:val="left"/>
       </w:pPr>
       <w:r>
         <w:rPr>
@@ -755,6 +824,7 @@
     <w:p>
       <w:pPr>
         <w:pStyle w:val="ListBullet"/>
+        <w:jc w:val="left"/>
       </w:pPr>
       <w:r>
         <w:rPr>
@@ -770,6 +840,7 @@
     <w:p>
       <w:pPr>
         <w:pStyle w:val="ListBullet"/>
+        <w:jc w:val="left"/>
       </w:pPr>
       <w:r>
         <w:rPr>
@@ -785,6 +856,7 @@
     <w:p>
       <w:pPr>
         <w:pStyle w:val="ListBullet"/>
+        <w:jc w:val="left"/>
       </w:pPr>
       <w:r>
         <w:rPr>
@@ -800,6 +872,7 @@
     <w:p>
       <w:pPr>
         <w:pStyle w:val="ListBullet"/>
+        <w:jc w:val="left"/>
       </w:pPr>
       <w:r>
         <w:rPr>
@@ -815,6 +888,7 @@
     <w:p>
       <w:pPr>
         <w:ind w:firstLine="360"/>
+        <w:jc w:val="both"/>
       </w:pPr>
       <w:r>
         <w:rPr>
@@ -841,6 +915,7 @@
     <w:p>
       <w:pPr>
         <w:ind w:firstLine="360"/>
+        <w:jc w:val="both"/>
       </w:pPr>
       <w:r>
         <w:rPr>
@@ -867,6 +942,7 @@
     <w:p>
       <w:pPr>
         <w:pStyle w:val="Heading1"/>
+        <w:jc w:val="left"/>
       </w:pPr>
       <w:r>
         <w:rPr>
@@ -880,6 +956,9 @@
       </w:r>
     </w:p>
     <w:p>
+      <w:pPr>
+        <w:jc w:val="both"/>
+      </w:pPr>
       <w:r>
         <w:rPr>
           <w:rFonts w:ascii="Times New Roman" w:hAnsi="Times New Roman" w:eastAsia="Times New Roman"/>
@@ -894,6 +973,7 @@
     <w:p>
       <w:pPr>
         <w:pStyle w:val="ListBullet"/>
+        <w:jc w:val="left"/>
       </w:pPr>
       <w:r>
         <w:rPr>
@@ -909,6 +989,7 @@
     <w:p>
       <w:pPr>
         <w:pStyle w:val="ListBullet"/>
+        <w:jc w:val="left"/>
       </w:pPr>
       <w:r>
         <w:rPr>
@@ -924,6 +1005,7 @@
     <w:p>
       <w:pPr>
         <w:pStyle w:val="ListBullet"/>
+        <w:jc w:val="left"/>
       </w:pPr>
       <w:r>
         <w:rPr>
@@ -939,6 +1021,7 @@
     <w:p>
       <w:pPr>
         <w:pStyle w:val="ListBullet"/>
+        <w:jc w:val="left"/>
       </w:pPr>
       <w:r>
         <w:rPr>
@@ -954,6 +1037,7 @@
     <w:p>
       <w:pPr>
         <w:pStyle w:val="ListBullet"/>
+        <w:jc w:val="left"/>
       </w:pPr>
       <w:r>
         <w:rPr>
@@ -969,6 +1053,7 @@
     <w:p>
       <w:pPr>
         <w:pStyle w:val="ListBullet"/>
+        <w:jc w:val="left"/>
       </w:pPr>
       <w:r>
         <w:rPr>
@@ -984,6 +1069,7 @@
     <w:p>
       <w:pPr>
         <w:pStyle w:val="ListBullet"/>
+        <w:jc w:val="left"/>
       </w:pPr>
       <w:r>
         <w:rPr>
@@ -999,6 +1085,7 @@
     <w:p>
       <w:pPr>
         <w:pStyle w:val="ListBullet"/>
+        <w:jc w:val="left"/>
       </w:pPr>
       <w:r>
         <w:rPr>
@@ -1014,6 +1101,7 @@
     <w:p>
       <w:pPr>
         <w:pStyle w:val="Heading1"/>
+        <w:jc w:val="left"/>
       </w:pPr>
       <w:r>
         <w:rPr>
@@ -1029,6 +1117,7 @@
     <w:p>
       <w:pPr>
         <w:pStyle w:val="ListBullet"/>
+        <w:jc w:val="left"/>
       </w:pPr>
       <w:r>
         <w:rPr>
@@ -1044,6 +1133,7 @@
     <w:p>
       <w:pPr>
         <w:pStyle w:val="ListBullet"/>
+        <w:jc w:val="left"/>
       </w:pPr>
       <w:r>
         <w:rPr>
@@ -1059,6 +1149,7 @@
     <w:p>
       <w:pPr>
         <w:pStyle w:val="ListBullet"/>
+        <w:jc w:val="left"/>
       </w:pPr>
       <w:r>
         <w:rPr>
@@ -1074,6 +1165,7 @@
     <w:p>
       <w:pPr>
         <w:pStyle w:val="ListBullet"/>
+        <w:jc w:val="left"/>
       </w:pPr>
       <w:r>
         <w:rPr>
@@ -1089,6 +1181,7 @@
     <w:p>
       <w:pPr>
         <w:pStyle w:val="ListBullet"/>
+        <w:jc w:val="left"/>
       </w:pPr>
       <w:r>
         <w:rPr>
@@ -1104,6 +1197,7 @@
     <w:p>
       <w:pPr>
         <w:pStyle w:val="ListBullet"/>
+        <w:jc w:val="left"/>
       </w:pPr>
       <w:r>
         <w:rPr>
@@ -1119,6 +1213,7 @@
     <w:p>
       <w:pPr>
         <w:pStyle w:val="ListBullet"/>
+        <w:jc w:val="left"/>
       </w:pPr>
       <w:r>
         <w:rPr>
@@ -1134,6 +1229,7 @@
     <w:p>
       <w:pPr>
         <w:pStyle w:val="ListBullet"/>
+        <w:jc w:val="left"/>
       </w:pPr>
       <w:r>
         <w:rPr>
@@ -1149,6 +1245,7 @@
     <w:p>
       <w:pPr>
         <w:pStyle w:val="Heading1"/>
+        <w:jc w:val="left"/>
       </w:pPr>
       <w:r>
         <w:rPr>
@@ -1162,6 +1259,9 @@
       </w:r>
     </w:p>
     <w:p>
+      <w:pPr>
+        <w:jc w:val="both"/>
+      </w:pPr>
       <w:r>
         <w:rPr>
           <w:rFonts w:ascii="Times New Roman" w:hAnsi="Times New Roman" w:eastAsia="Times New Roman"/>
@@ -1549,6 +1649,7 @@
     <w:pPr>
       <w:spacing w:after="120" w:line="276" w:lineRule="auto"/>
       <w:ind w:firstLine="360"/>
+      <w:jc w:val="both"/>
     </w:pPr>
     <w:rPr>
       <w:rFonts w:ascii="Times New Roman" w:hAnsi="Times New Roman" w:eastAsia="Times New Roman"/>

--- a/SUBMIT_PRD.docx
+++ b/SUBMIT_PRD.docx
@@ -53,7 +53,7 @@
     <w:p>
       <w:pPr>
         <w:pStyle w:val="Heading1"/>
-        <w:jc w:val="left"/>
+        <w:jc w:val="both"/>
       </w:pPr>
       <w:r>
         <w:rPr>
@@ -114,7 +114,7 @@
     <w:p>
       <w:pPr>
         <w:pStyle w:val="Heading1"/>
-        <w:jc w:val="left"/>
+        <w:jc w:val="both"/>
       </w:pPr>
       <w:r>
         <w:rPr>
@@ -145,7 +145,7 @@
     <w:p>
       <w:pPr>
         <w:pStyle w:val="ListBullet"/>
-        <w:jc w:val="left"/>
+        <w:jc w:val="both"/>
       </w:pPr>
       <w:r>
         <w:rPr>
@@ -161,7 +161,7 @@
     <w:p>
       <w:pPr>
         <w:pStyle w:val="ListBullet"/>
-        <w:jc w:val="left"/>
+        <w:jc w:val="both"/>
       </w:pPr>
       <w:r>
         <w:rPr>
@@ -177,7 +177,7 @@
     <w:p>
       <w:pPr>
         <w:pStyle w:val="ListBullet"/>
-        <w:jc w:val="left"/>
+        <w:jc w:val="both"/>
       </w:pPr>
       <w:r>
         <w:rPr>
@@ -193,7 +193,7 @@
     <w:p>
       <w:pPr>
         <w:pStyle w:val="ListBullet"/>
-        <w:jc w:val="left"/>
+        <w:jc w:val="both"/>
       </w:pPr>
       <w:r>
         <w:rPr>
@@ -209,7 +209,7 @@
     <w:p>
       <w:pPr>
         <w:pStyle w:val="ListBullet"/>
-        <w:jc w:val="left"/>
+        <w:jc w:val="both"/>
       </w:pPr>
       <w:r>
         <w:rPr>
@@ -225,7 +225,7 @@
     <w:p>
       <w:pPr>
         <w:pStyle w:val="Heading1"/>
-        <w:jc w:val="left"/>
+        <w:jc w:val="both"/>
       </w:pPr>
       <w:r>
         <w:rPr>
@@ -256,7 +256,7 @@
     <w:p>
       <w:pPr>
         <w:pStyle w:val="ListNumber"/>
-        <w:jc w:val="left"/>
+        <w:jc w:val="both"/>
       </w:pPr>
       <w:r>
         <w:rPr>
@@ -272,7 +272,7 @@
     <w:p>
       <w:pPr>
         <w:pStyle w:val="ListNumber"/>
-        <w:jc w:val="left"/>
+        <w:jc w:val="both"/>
       </w:pPr>
       <w:r>
         <w:rPr>
@@ -288,7 +288,7 @@
     <w:p>
       <w:pPr>
         <w:pStyle w:val="ListNumber"/>
-        <w:jc w:val="left"/>
+        <w:jc w:val="both"/>
       </w:pPr>
       <w:r>
         <w:rPr>
@@ -304,7 +304,7 @@
     <w:p>
       <w:pPr>
         <w:pStyle w:val="ListNumber"/>
-        <w:jc w:val="left"/>
+        <w:jc w:val="both"/>
       </w:pPr>
       <w:r>
         <w:rPr>
@@ -320,7 +320,7 @@
     <w:p>
       <w:pPr>
         <w:pStyle w:val="ListNumber"/>
-        <w:jc w:val="left"/>
+        <w:jc w:val="both"/>
       </w:pPr>
       <w:r>
         <w:rPr>
@@ -336,7 +336,7 @@
     <w:p>
       <w:pPr>
         <w:pStyle w:val="ListNumber"/>
-        <w:jc w:val="left"/>
+        <w:jc w:val="both"/>
       </w:pPr>
       <w:r>
         <w:rPr>
@@ -352,7 +352,7 @@
     <w:p>
       <w:pPr>
         <w:pStyle w:val="ListNumber"/>
-        <w:jc w:val="left"/>
+        <w:jc w:val="both"/>
       </w:pPr>
       <w:r>
         <w:rPr>
@@ -368,7 +368,7 @@
     <w:p>
       <w:pPr>
         <w:pStyle w:val="ListNumber"/>
-        <w:jc w:val="left"/>
+        <w:jc w:val="both"/>
       </w:pPr>
       <w:r>
         <w:rPr>
@@ -384,7 +384,7 @@
     <w:p>
       <w:pPr>
         <w:pStyle w:val="Heading1"/>
-        <w:jc w:val="left"/>
+        <w:jc w:val="both"/>
       </w:pPr>
       <w:r>
         <w:rPr>
@@ -445,7 +445,7 @@
     <w:p>
       <w:pPr>
         <w:pStyle w:val="Heading1"/>
-        <w:jc w:val="left"/>
+        <w:jc w:val="both"/>
       </w:pPr>
       <w:r>
         <w:rPr>
@@ -461,7 +461,7 @@
     <w:p>
       <w:pPr>
         <w:pStyle w:val="Heading2"/>
-        <w:jc w:val="left"/>
+        <w:jc w:val="both"/>
       </w:pPr>
       <w:r>
         <w:rPr>
@@ -477,7 +477,7 @@
     <w:p>
       <w:pPr>
         <w:pStyle w:val="ListBullet"/>
-        <w:jc w:val="left"/>
+        <w:jc w:val="both"/>
       </w:pPr>
       <w:r>
         <w:rPr>
@@ -493,7 +493,7 @@
     <w:p>
       <w:pPr>
         <w:pStyle w:val="ListBullet"/>
-        <w:jc w:val="left"/>
+        <w:jc w:val="both"/>
       </w:pPr>
       <w:r>
         <w:rPr>
@@ -509,7 +509,7 @@
     <w:p>
       <w:pPr>
         <w:pStyle w:val="ListBullet"/>
-        <w:jc w:val="left"/>
+        <w:jc w:val="both"/>
       </w:pPr>
       <w:r>
         <w:rPr>
@@ -525,7 +525,7 @@
     <w:p>
       <w:pPr>
         <w:pStyle w:val="ListBullet"/>
-        <w:jc w:val="left"/>
+        <w:jc w:val="both"/>
       </w:pPr>
       <w:r>
         <w:rPr>
@@ -541,7 +541,7 @@
     <w:p>
       <w:pPr>
         <w:pStyle w:val="Heading2"/>
-        <w:jc w:val="left"/>
+        <w:jc w:val="both"/>
       </w:pPr>
       <w:r>
         <w:rPr>
@@ -557,7 +557,7 @@
     <w:p>
       <w:pPr>
         <w:pStyle w:val="ListBullet"/>
-        <w:jc w:val="left"/>
+        <w:jc w:val="both"/>
       </w:pPr>
       <w:r>
         <w:rPr>
@@ -573,7 +573,7 @@
     <w:p>
       <w:pPr>
         <w:pStyle w:val="ListBullet"/>
-        <w:jc w:val="left"/>
+        <w:jc w:val="both"/>
       </w:pPr>
       <w:r>
         <w:rPr>
@@ -589,7 +589,7 @@
     <w:p>
       <w:pPr>
         <w:pStyle w:val="ListBullet"/>
-        <w:jc w:val="left"/>
+        <w:jc w:val="both"/>
       </w:pPr>
       <w:r>
         <w:rPr>
@@ -605,7 +605,7 @@
     <w:p>
       <w:pPr>
         <w:pStyle w:val="ListBullet"/>
-        <w:jc w:val="left"/>
+        <w:jc w:val="both"/>
       </w:pPr>
       <w:r>
         <w:rPr>
@@ -621,7 +621,7 @@
     <w:p>
       <w:pPr>
         <w:pStyle w:val="Heading2"/>
-        <w:jc w:val="left"/>
+        <w:jc w:val="both"/>
       </w:pPr>
       <w:r>
         <w:rPr>
@@ -637,7 +637,7 @@
     <w:p>
       <w:pPr>
         <w:pStyle w:val="ListBullet"/>
-        <w:jc w:val="left"/>
+        <w:jc w:val="both"/>
       </w:pPr>
       <w:r>
         <w:rPr>
@@ -653,7 +653,7 @@
     <w:p>
       <w:pPr>
         <w:pStyle w:val="ListBullet"/>
-        <w:jc w:val="left"/>
+        <w:jc w:val="both"/>
       </w:pPr>
       <w:r>
         <w:rPr>
@@ -669,7 +669,7 @@
     <w:p>
       <w:pPr>
         <w:pStyle w:val="ListBullet"/>
-        <w:jc w:val="left"/>
+        <w:jc w:val="both"/>
       </w:pPr>
       <w:r>
         <w:rPr>
@@ -685,7 +685,7 @@
     <w:p>
       <w:pPr>
         <w:pStyle w:val="Heading1"/>
-        <w:jc w:val="left"/>
+        <w:jc w:val="both"/>
       </w:pPr>
       <w:r>
         <w:rPr>
@@ -776,7 +776,7 @@
     <w:p>
       <w:pPr>
         <w:pStyle w:val="Heading1"/>
-        <w:jc w:val="left"/>
+        <w:jc w:val="both"/>
       </w:pPr>
       <w:r>
         <w:rPr>
@@ -792,7 +792,7 @@
     <w:p>
       <w:pPr>
         <w:pStyle w:val="ListBullet"/>
-        <w:jc w:val="left"/>
+        <w:jc w:val="both"/>
       </w:pPr>
       <w:r>
         <w:rPr>
@@ -808,7 +808,7 @@
     <w:p>
       <w:pPr>
         <w:pStyle w:val="ListBullet"/>
-        <w:jc w:val="left"/>
+        <w:jc w:val="both"/>
       </w:pPr>
       <w:r>
         <w:rPr>
@@ -824,7 +824,7 @@
     <w:p>
       <w:pPr>
         <w:pStyle w:val="ListBullet"/>
-        <w:jc w:val="left"/>
+        <w:jc w:val="both"/>
       </w:pPr>
       <w:r>
         <w:rPr>
@@ -840,7 +840,7 @@
     <w:p>
       <w:pPr>
         <w:pStyle w:val="ListBullet"/>
-        <w:jc w:val="left"/>
+        <w:jc w:val="both"/>
       </w:pPr>
       <w:r>
         <w:rPr>
@@ -856,7 +856,7 @@
     <w:p>
       <w:pPr>
         <w:pStyle w:val="ListBullet"/>
-        <w:jc w:val="left"/>
+        <w:jc w:val="both"/>
       </w:pPr>
       <w:r>
         <w:rPr>
@@ -872,7 +872,7 @@
     <w:p>
       <w:pPr>
         <w:pStyle w:val="ListBullet"/>
-        <w:jc w:val="left"/>
+        <w:jc w:val="both"/>
       </w:pPr>
       <w:r>
         <w:rPr>
@@ -942,7 +942,7 @@
     <w:p>
       <w:pPr>
         <w:pStyle w:val="Heading1"/>
-        <w:jc w:val="left"/>
+        <w:jc w:val="both"/>
       </w:pPr>
       <w:r>
         <w:rPr>
@@ -973,7 +973,7 @@
     <w:p>
       <w:pPr>
         <w:pStyle w:val="ListBullet"/>
-        <w:jc w:val="left"/>
+        <w:jc w:val="both"/>
       </w:pPr>
       <w:r>
         <w:rPr>
@@ -989,7 +989,7 @@
     <w:p>
       <w:pPr>
         <w:pStyle w:val="ListBullet"/>
-        <w:jc w:val="left"/>
+        <w:jc w:val="both"/>
       </w:pPr>
       <w:r>
         <w:rPr>
@@ -1005,7 +1005,7 @@
     <w:p>
       <w:pPr>
         <w:pStyle w:val="ListBullet"/>
-        <w:jc w:val="left"/>
+        <w:jc w:val="both"/>
       </w:pPr>
       <w:r>
         <w:rPr>
@@ -1021,7 +1021,7 @@
     <w:p>
       <w:pPr>
         <w:pStyle w:val="ListBullet"/>
-        <w:jc w:val="left"/>
+        <w:jc w:val="both"/>
       </w:pPr>
       <w:r>
         <w:rPr>
@@ -1037,7 +1037,7 @@
     <w:p>
       <w:pPr>
         <w:pStyle w:val="ListBullet"/>
-        <w:jc w:val="left"/>
+        <w:jc w:val="both"/>
       </w:pPr>
       <w:r>
         <w:rPr>
@@ -1053,7 +1053,7 @@
     <w:p>
       <w:pPr>
         <w:pStyle w:val="ListBullet"/>
-        <w:jc w:val="left"/>
+        <w:jc w:val="both"/>
       </w:pPr>
       <w:r>
         <w:rPr>
@@ -1069,7 +1069,7 @@
     <w:p>
       <w:pPr>
         <w:pStyle w:val="ListBullet"/>
-        <w:jc w:val="left"/>
+        <w:jc w:val="both"/>
       </w:pPr>
       <w:r>
         <w:rPr>
@@ -1085,7 +1085,7 @@
     <w:p>
       <w:pPr>
         <w:pStyle w:val="ListBullet"/>
-        <w:jc w:val="left"/>
+        <w:jc w:val="both"/>
       </w:pPr>
       <w:r>
         <w:rPr>
@@ -1101,7 +1101,7 @@
     <w:p>
       <w:pPr>
         <w:pStyle w:val="Heading1"/>
-        <w:jc w:val="left"/>
+        <w:jc w:val="both"/>
       </w:pPr>
       <w:r>
         <w:rPr>
@@ -1117,7 +1117,7 @@
     <w:p>
       <w:pPr>
         <w:pStyle w:val="ListBullet"/>
-        <w:jc w:val="left"/>
+        <w:jc w:val="both"/>
       </w:pPr>
       <w:r>
         <w:rPr>
@@ -1133,7 +1133,7 @@
     <w:p>
       <w:pPr>
         <w:pStyle w:val="ListBullet"/>
-        <w:jc w:val="left"/>
+        <w:jc w:val="both"/>
       </w:pPr>
       <w:r>
         <w:rPr>
@@ -1149,7 +1149,7 @@
     <w:p>
       <w:pPr>
         <w:pStyle w:val="ListBullet"/>
-        <w:jc w:val="left"/>
+        <w:jc w:val="both"/>
       </w:pPr>
       <w:r>
         <w:rPr>
@@ -1165,7 +1165,7 @@
     <w:p>
       <w:pPr>
         <w:pStyle w:val="ListBullet"/>
-        <w:jc w:val="left"/>
+        <w:jc w:val="both"/>
       </w:pPr>
       <w:r>
         <w:rPr>
@@ -1181,7 +1181,7 @@
     <w:p>
       <w:pPr>
         <w:pStyle w:val="ListBullet"/>
-        <w:jc w:val="left"/>
+        <w:jc w:val="both"/>
       </w:pPr>
       <w:r>
         <w:rPr>
@@ -1197,7 +1197,7 @@
     <w:p>
       <w:pPr>
         <w:pStyle w:val="ListBullet"/>
-        <w:jc w:val="left"/>
+        <w:jc w:val="both"/>
       </w:pPr>
       <w:r>
         <w:rPr>
@@ -1213,7 +1213,7 @@
     <w:p>
       <w:pPr>
         <w:pStyle w:val="ListBullet"/>
-        <w:jc w:val="left"/>
+        <w:jc w:val="both"/>
       </w:pPr>
       <w:r>
         <w:rPr>
@@ -1229,7 +1229,7 @@
     <w:p>
       <w:pPr>
         <w:pStyle w:val="ListBullet"/>
-        <w:jc w:val="left"/>
+        <w:jc w:val="both"/>
       </w:pPr>
       <w:r>
         <w:rPr>
@@ -1245,7 +1245,7 @@
     <w:p>
       <w:pPr>
         <w:pStyle w:val="Heading1"/>
-        <w:jc w:val="left"/>
+        <w:jc w:val="both"/>
       </w:pPr>
       <w:r>
         <w:rPr>
@@ -1713,6 +1713,7 @@
       <w:keepNext/>
       <w:keepLines/>
       <w:spacing w:before="280" w:after="120" w:line="276" w:lineRule="auto"/>
+      <w:jc w:val="both"/>
       <w:outlineLvl w:val="0"/>
     </w:pPr>
     <w:rPr>
@@ -1737,6 +1738,7 @@
       <w:keepNext/>
       <w:keepLines/>
       <w:spacing w:before="160" w:after="80" w:line="276" w:lineRule="auto"/>
+      <w:jc w:val="both"/>
       <w:outlineLvl w:val="1"/>
     </w:pPr>
     <w:rPr>
@@ -1761,6 +1763,7 @@
       <w:keepNext/>
       <w:keepLines/>
       <w:spacing w:before="120" w:after="60" w:line="276" w:lineRule="auto"/>
+      <w:jc w:val="both"/>
       <w:outlineLvl w:val="2"/>
     </w:pPr>
     <w:rPr>
@@ -2186,6 +2189,7 @@
       </w:numPr>
       <w:spacing w:after="80" w:line="276" w:lineRule="auto"/>
       <w:contextualSpacing/>
+      <w:jc w:val="both"/>
     </w:pPr>
     <w:rPr>
       <w:rFonts w:ascii="Times New Roman" w:hAnsi="Times New Roman" w:eastAsia="Times New Roman"/>
@@ -2231,6 +2235,7 @@
       </w:numPr>
       <w:spacing w:after="80" w:line="276" w:lineRule="auto"/>
       <w:contextualSpacing/>
+      <w:jc w:val="both"/>
     </w:pPr>
     <w:rPr>
       <w:rFonts w:ascii="Times New Roman" w:hAnsi="Times New Roman" w:eastAsia="Times New Roman"/>
